--- a/july_2026/adjective_tests/scan_adjective_analysis_output/analysis_summary.docx
+++ b/july_2026/adjective_tests/scan_adjective_analysis_output/analysis_summary.docx
@@ -20,7 +20,7 @@
     </w:p>
     <w:p>
       <w:r>
-        <w:t>Total adjectives found: 904</w:t>
+        <w:t>Total adjectives found: 893</w:t>
         <w:br/>
       </w:r>
       <w:r>
@@ -28,7 +28,7 @@
         <w:br/>
       </w:r>
       <w:r>
-        <w:t>Always -e adjectives found: 87</w:t>
+        <w:t>Always -e adjectives found: 91</w:t>
         <w:br/>
       </w:r>
       <w:r>
@@ -45,19 +45,19 @@
     </w:p>
     <w:p>
       <w:r>
-        <w:t>Weak declension accuracy: 59.17% (955/1614)</w:t>
+        <w:t>Weak declension accuracy: 63.92% (953/1491)</w:t>
         <w:br/>
       </w:r>
       <w:r>
-        <w:t>Plural form accuracy: 25.92% (176/679)</w:t>
+        <w:t>Plural form accuracy: 38.24% (244/638)</w:t>
         <w:br/>
       </w:r>
       <w:r>
-        <w:t>Strong form accuracy (all): 86.18% (3761/4364)</w:t>
+        <w:t>Strong form accuracy (all): 82.75% (3401/4110)</w:t>
         <w:br/>
       </w:r>
       <w:r>
-        <w:t>Strong form accuracy (filtered): 92.80% (4050/4364)</w:t>
+        <w:t>Strong form accuracy (filtered): 90.58% (3720/4107)</w:t>
       </w:r>
     </w:p>
     <w:p>
@@ -77,11 +77,11 @@
       </w:r>
       <w:r>
         <w:br/>
-        <w:t xml:space="preserve">  All instances: 659</w:t>
+        <w:t xml:space="preserve">  All instances: 537</w:t>
       </w:r>
       <w:r>
         <w:br/>
-        <w:t xml:space="preserve">  Strict instances (not elided, not final): 385</w:t>
+        <w:t xml:space="preserve">  Strict instances (not elided, not final): 298</w:t>
         <w:br/>
       </w:r>
     </w:p>
@@ -94,11 +94,11 @@
       </w:r>
       <w:r>
         <w:br/>
-        <w:t xml:space="preserve">  All instances: 503</w:t>
+        <w:t xml:space="preserve">  All instances: 394</w:t>
       </w:r>
       <w:r>
         <w:br/>
-        <w:t xml:space="preserve">  Strict instances (not elided, not final): 119</w:t>
+        <w:t xml:space="preserve">  Strict instances (not elided, not final): 75</w:t>
         <w:br/>
       </w:r>
     </w:p>
@@ -111,11 +111,11 @@
       </w:r>
       <w:r>
         <w:br/>
-        <w:t xml:space="preserve">  All instances: 603</w:t>
+        <w:t xml:space="preserve">  All instances: 706</w:t>
       </w:r>
       <w:r>
         <w:br/>
-        <w:t xml:space="preserve">  Strict instances (not elided, not final): 483</w:t>
+        <w:t xml:space="preserve">  Strict instances (not elided, not final): 488</w:t>
         <w:br/>
       </w:r>
     </w:p>
@@ -128,11 +128,11 @@
       </w:r>
       <w:r>
         <w:br/>
-        <w:t xml:space="preserve">  All instances: 314</w:t>
+        <w:t xml:space="preserve">  All instances: 387</w:t>
       </w:r>
       <w:r>
         <w:br/>
-        <w:t xml:space="preserve">  Strict instances (not elided, not final): 283</w:t>
+        <w:t xml:space="preserve">  Strict instances (not elided, not final): 290</w:t>
         <w:br/>
       </w:r>
     </w:p>
@@ -804,6 +804,26 @@
         <w:rPr>
           <w:b/>
         </w:rPr>
+        <w:t>• slou</w:t>
+      </w:r>
+      <w:r>
+        <w:t xml:space="preserve"> (forms: slowe)</w:t>
+        <w:br/>
+      </w:r>
+      <w:r>
+        <w:rPr>
+          <w:b/>
+        </w:rPr>
+        <w:t>• sobre</w:t>
+      </w:r>
+      <w:r>
+        <w:t xml:space="preserve"> (forms: sobre)</w:t>
+        <w:br/>
+      </w:r>
+      <w:r>
+        <w:rPr>
+          <w:b/>
+        </w:rPr>
         <w:t>• softe</w:t>
       </w:r>
       <w:r>
@@ -818,6 +838,16 @@
       </w:r>
       <w:r>
         <w:t xml:space="preserve"> (forms: sote, swote)</w:t>
+        <w:br/>
+      </w:r>
+      <w:r>
+        <w:rPr>
+          <w:b/>
+        </w:rPr>
+        <w:t>• sounde</w:t>
+      </w:r>
+      <w:r>
+        <w:t xml:space="preserve"> (forms: sounde)</w:t>
         <w:br/>
       </w:r>
       <w:r>
@@ -918,6 +948,16 @@
       </w:r>
       <w:r>
         <w:t xml:space="preserve"> (forms: tame)</w:t>
+        <w:br/>
+      </w:r>
+      <w:r>
+        <w:rPr>
+          <w:b/>
+        </w:rPr>
+        <w:t>• tender</w:t>
+      </w:r>
+      <w:r>
+        <w:t xml:space="preserve"> (forms: tendre)</w:t>
         <w:br/>
       </w:r>
       <w:r>
